--- a/Atividade 02 - Tipográfia Alunos s.docx
+++ b/Atividade 02 - Tipográfia Alunos s.docx
@@ -1368,8 +1368,6 @@
       <w:r>
         <w:t>Como ela tem um impacto visual maior, ela se adequa a bunners, logotipos, convites de cartoes ecapas, capa de revistas e livros etc</w:t>
       </w:r>
-      <w:bookmarkStart w:id="0" w:name="_GoBack"/>
-      <w:bookmarkEnd w:id="0"/>
     </w:p>
     <w:p>
       <w:pPr>
@@ -1447,7 +1445,64 @@
           <w:sz w:val="24"/>
           <w:szCs w:val="24"/>
         </w:rPr>
+        <w:lastRenderedPageBreak/>
         <w:t>Um título usando fonte Display ou Script</w:t>
+      </w:r>
+      <w:r>
+        <w:rPr>
+          <w:sz w:val="24"/>
+          <w:szCs w:val="24"/>
+        </w:rPr>
+        <w:t xml:space="preserve">       </w:t>
+      </w:r>
+      <w:r>
+        <w:rPr>
+          <w:noProof/>
+          <w:sz w:val="24"/>
+          <w:szCs w:val="24"/>
+          <w:lang w:eastAsia="pt-BR"/>
+        </w:rPr>
+        <w:drawing>
+          <wp:inline distT="0" distB="0" distL="0" distR="0" wp14:anchorId="01B256E5" wp14:editId="1E1A0E83">
+            <wp:extent cx="3162741" cy="1943371"/>
+            <wp:effectExtent l="0" t="0" r="0" b="0"/>
+            <wp:docPr id="1" name="Imagem 1"/>
+            <wp:cNvGraphicFramePr>
+              <a:graphicFrameLocks xmlns:a="http://schemas.openxmlformats.org/drawingml/2006/main" noChangeAspect="1"/>
+            </wp:cNvGraphicFramePr>
+            <a:graphic xmlns:a="http://schemas.openxmlformats.org/drawingml/2006/main">
+              <a:graphicData uri="http://schemas.openxmlformats.org/drawingml/2006/picture">
+                <pic:pic xmlns:pic="http://schemas.openxmlformats.org/drawingml/2006/picture">
+                  <pic:nvPicPr>
+                    <pic:cNvPr id="1" name="Captura de tela 2026-04-02 125942.png"/>
+                    <pic:cNvPicPr/>
+                  </pic:nvPicPr>
+                  <pic:blipFill>
+                    <a:blip r:embed="rId5">
+                      <a:extLst>
+                        <a:ext uri="{28A0092B-C50C-407E-A947-70E740481C1C}">
+                          <a14:useLocalDpi xmlns:a14="http://schemas.microsoft.com/office/drawing/2010/main" val="0"/>
+                        </a:ext>
+                      </a:extLst>
+                    </a:blip>
+                    <a:stretch>
+                      <a:fillRect/>
+                    </a:stretch>
+                  </pic:blipFill>
+                  <pic:spPr>
+                    <a:xfrm>
+                      <a:off x="0" y="0"/>
+                      <a:ext cx="3162741" cy="1943371"/>
+                    </a:xfrm>
+                    <a:prstGeom prst="rect">
+                      <a:avLst/>
+                    </a:prstGeom>
+                  </pic:spPr>
+                </pic:pic>
+              </a:graphicData>
+            </a:graphic>
+          </wp:inline>
+        </w:drawing>
       </w:r>
     </w:p>
     <w:p>
@@ -1468,6 +1523,62 @@
         </w:rPr>
         <w:t>Um subtítulo usando fonte Sans-serif</w:t>
       </w:r>
+      <w:r>
+        <w:rPr>
+          <w:sz w:val="24"/>
+          <w:szCs w:val="24"/>
+        </w:rPr>
+        <w:t xml:space="preserve">     </w:t>
+      </w:r>
+      <w:r>
+        <w:rPr>
+          <w:noProof/>
+          <w:sz w:val="24"/>
+          <w:szCs w:val="24"/>
+          <w:lang w:eastAsia="pt-BR"/>
+        </w:rPr>
+        <w:drawing>
+          <wp:inline distT="0" distB="0" distL="0" distR="0" wp14:anchorId="41FE0395" wp14:editId="61518A76">
+            <wp:extent cx="3372321" cy="390580"/>
+            <wp:effectExtent l="0" t="0" r="0" b="9525"/>
+            <wp:docPr id="2" name="Imagem 2"/>
+            <wp:cNvGraphicFramePr>
+              <a:graphicFrameLocks xmlns:a="http://schemas.openxmlformats.org/drawingml/2006/main" noChangeAspect="1"/>
+            </wp:cNvGraphicFramePr>
+            <a:graphic xmlns:a="http://schemas.openxmlformats.org/drawingml/2006/main">
+              <a:graphicData uri="http://schemas.openxmlformats.org/drawingml/2006/picture">
+                <pic:pic xmlns:pic="http://schemas.openxmlformats.org/drawingml/2006/picture">
+                  <pic:nvPicPr>
+                    <pic:cNvPr id="2" name="Captura de tela 2026-04-02 125936.png"/>
+                    <pic:cNvPicPr/>
+                  </pic:nvPicPr>
+                  <pic:blipFill>
+                    <a:blip r:embed="rId6">
+                      <a:extLst>
+                        <a:ext uri="{28A0092B-C50C-407E-A947-70E740481C1C}">
+                          <a14:useLocalDpi xmlns:a14="http://schemas.microsoft.com/office/drawing/2010/main" val="0"/>
+                        </a:ext>
+                      </a:extLst>
+                    </a:blip>
+                    <a:stretch>
+                      <a:fillRect/>
+                    </a:stretch>
+                  </pic:blipFill>
+                  <pic:spPr>
+                    <a:xfrm>
+                      <a:off x="0" y="0"/>
+                      <a:ext cx="3372321" cy="390580"/>
+                    </a:xfrm>
+                    <a:prstGeom prst="rect">
+                      <a:avLst/>
+                    </a:prstGeom>
+                  </pic:spPr>
+                </pic:pic>
+              </a:graphicData>
+            </a:graphic>
+          </wp:inline>
+        </w:drawing>
+      </w:r>
     </w:p>
     <w:p>
       <w:pPr>
@@ -1485,7 +1596,64 @@
           <w:sz w:val="24"/>
           <w:szCs w:val="24"/>
         </w:rPr>
+        <w:lastRenderedPageBreak/>
         <w:t>Um parágrafo usando fonte Serifada</w:t>
+      </w:r>
+      <w:r>
+        <w:rPr>
+          <w:sz w:val="24"/>
+          <w:szCs w:val="24"/>
+        </w:rPr>
+        <w:t xml:space="preserve">    </w:t>
+      </w:r>
+      <w:r>
+        <w:rPr>
+          <w:noProof/>
+          <w:sz w:val="24"/>
+          <w:szCs w:val="24"/>
+          <w:lang w:eastAsia="pt-BR"/>
+        </w:rPr>
+        <w:drawing>
+          <wp:inline distT="0" distB="0" distL="0" distR="0" wp14:anchorId="54C90B01" wp14:editId="43D55FD0">
+            <wp:extent cx="2210108" cy="6487430"/>
+            <wp:effectExtent l="0" t="0" r="0" b="8890"/>
+            <wp:docPr id="3" name="Imagem 3"/>
+            <wp:cNvGraphicFramePr>
+              <a:graphicFrameLocks xmlns:a="http://schemas.openxmlformats.org/drawingml/2006/main" noChangeAspect="1"/>
+            </wp:cNvGraphicFramePr>
+            <a:graphic xmlns:a="http://schemas.openxmlformats.org/drawingml/2006/main">
+              <a:graphicData uri="http://schemas.openxmlformats.org/drawingml/2006/picture">
+                <pic:pic xmlns:pic="http://schemas.openxmlformats.org/drawingml/2006/picture">
+                  <pic:nvPicPr>
+                    <pic:cNvPr id="3" name="Captura de tela 2026-04-02 125858.png"/>
+                    <pic:cNvPicPr/>
+                  </pic:nvPicPr>
+                  <pic:blipFill>
+                    <a:blip r:embed="rId7">
+                      <a:extLst>
+                        <a:ext uri="{28A0092B-C50C-407E-A947-70E740481C1C}">
+                          <a14:useLocalDpi xmlns:a14="http://schemas.microsoft.com/office/drawing/2010/main" val="0"/>
+                        </a:ext>
+                      </a:extLst>
+                    </a:blip>
+                    <a:stretch>
+                      <a:fillRect/>
+                    </a:stretch>
+                  </pic:blipFill>
+                  <pic:spPr>
+                    <a:xfrm>
+                      <a:off x="0" y="0"/>
+                      <a:ext cx="2210108" cy="6487430"/>
+                    </a:xfrm>
+                    <a:prstGeom prst="rect">
+                      <a:avLst/>
+                    </a:prstGeom>
+                  </pic:spPr>
+                </pic:pic>
+              </a:graphicData>
+            </a:graphic>
+          </wp:inline>
+        </w:drawing>
       </w:r>
     </w:p>
     <w:p>
@@ -1507,7 +1675,10 @@
         <w:t>Uma pequena simulação de código usando fonte Monoespaçada</w:t>
       </w:r>
     </w:p>
-    <w:p/>
+    <w:p>
+      <w:bookmarkStart w:id="0" w:name="_GoBack"/>
+      <w:bookmarkEnd w:id="0"/>
+    </w:p>
     <w:sectPr>
       <w:pgSz w:w="11906" w:h="16838"/>
       <w:pgMar w:top="1417" w:right="1701" w:bottom="1417" w:left="1701" w:header="708" w:footer="708" w:gutter="0"/>
@@ -4064,6 +4235,7 @@
   <w:style w:type="character" w:default="1" w:styleId="Fontepargpadro">
     <w:name w:val="Default Paragraph Font"/>
     <w:uiPriority w:val="1"/>
+    <w:semiHidden/>
     <w:unhideWhenUsed/>
   </w:style>
   <w:style w:type="table" w:default="1" w:styleId="Tabelanormal">
